--- a/packages/document-engine/templates/fire/6.2_fire_work_permit.docx
+++ b/packages/document-engine/templates/fire/6.2_fire_work_permit.docx
@@ -488,7 +488,7 @@
                 <w:szCs w:val="20"/>
                 <w:lang w:val="ro-RO"/>
               </w:rPr>
-              <w:t>ajutat de doamna/domnul</w:t>
+              <w:t xml:space="preserve">ajutat(ă) de doamna/domnul</w:t>
             </w:r>
           </w:p>
         </w:tc>
